--- a/backend/plantillas/docx/09_juzgado_oficio_ministro_ejecutor.docx
+++ b/backend/plantillas/docx/09_juzgado_oficio_ministro_ejecutor.docx
@@ -34,36 +34,6 @@
     </w:p>
     <w:p>
       <w:r>
-        <w:t xml:space="preserve">_________________________</w:t>
-      </w:r>
-    </w:p>
-    <w:p>
-      <w:r>
-        <w:t xml:space="preserve">F. {{FIRMA_JUEZ}}  → juez</w:t>
-      </w:r>
-    </w:p>
-    <w:p>
-      <w:r>
-        <w:t xml:space="preserve"/>
-      </w:r>
-    </w:p>
-    <w:p>
-      <w:r>
-        <w:t xml:space="preserve">_________________________</w:t>
-      </w:r>
-    </w:p>
-    <w:p>
-      <w:r>
-        <w:t xml:space="preserve">F. {{FIRMA_SECRETARIO}}  → secretario</w:t>
-      </w:r>
-    </w:p>
-    <w:p>
-      <w:r>
-        <w:t xml:space="preserve"/>
-      </w:r>
-    </w:p>
-    <w:p>
-      <w:r>
         <w:t xml:space="preserve">(Ministro ejecutor actúa en diligencia externa; firma en acta propia: ministro_ejecutor)</w:t>
       </w:r>
     </w:p>

--- a/backend/plantillas/docx/09_juzgado_oficio_ministro_ejecutor.docx
+++ b/backend/plantillas/docx/09_juzgado_oficio_ministro_ejecutor.docx
@@ -2,6 +2,16 @@
 <file path=word/document.xml><?xml version="1.0" encoding="utf-8"?>
 <w:document xmlns:w="http://schemas.openxmlformats.org/wordprocessingml/2006/main">
   <w:body>
+    <w:p>
+      <w:r>
+        <w:t xml:space="preserve">[Expedientes OJ — tramitador] tipo_documento_oj: oficio | roles sugeridos al firmar: juez, secretario</w:t>
+      </w:r>
+    </w:p>
+    <w:p>
+      <w:r>
+        <w:t xml:space="preserve"/>
+      </w:r>
+    </w:p>
     <w:p>
       <w:r>
         <w:t xml:space="preserve">PLANTILLA — Oficio / despacho a ministro ejecutor (ejecución laboral)</w:t>
